--- a/py/plantillas/constancia_retiro.docx
+++ b/py/plantillas/constancia_retiro.docx
@@ -188,6 +188,7 @@
     <w:p>
       <w:pPr>
         <w:pStyle w:val="NormalWeb"/>
+        <w:jc w:val="both"/>
       </w:pPr>
       <w:r>
         <w:t xml:space="preserve">Quien suscribe LEONOR MORALES titular de la Cédula de Identidad N V-13.799.171 en su condición de Director(a) del C.E.I. LA PARAGUA ubicado en el municipio ANGOSTURA DEL ORINOCO de la parroquia VISTA HERMOSA, adscrito al Centro de Desarrollo de la Calidad Educativa Estadal BOLÍVAR, hace constar por medio de la presente que el niño(a) </w:t>
@@ -197,7 +198,23 @@
           <w:b/>
           <w:bCs/>
         </w:rPr>
-        <w:t>{{nombres_apellidos_estudiante}}</w:t>
+        <w:t>{{</w:t>
+      </w:r>
+      <w:proofErr w:type="spellStart"/>
+      <w:r>
+        <w:rPr>
+          <w:b/>
+          <w:bCs/>
+        </w:rPr>
+        <w:t>nombres_apellidos_estudiante</w:t>
+      </w:r>
+      <w:proofErr w:type="spellEnd"/>
+      <w:r>
+        <w:rPr>
+          <w:b/>
+          <w:bCs/>
+        </w:rPr>
+        <w:t>}}</w:t>
       </w:r>
       <w:r>
         <w:t xml:space="preserve"> portador(a) de la Cédula Escolar N </w:t>
@@ -207,7 +224,23 @@
           <w:b/>
           <w:bCs/>
         </w:rPr>
-        <w:t>{{cedula_escolar}}</w:t>
+        <w:t>{{</w:t>
+      </w:r>
+      <w:proofErr w:type="spellStart"/>
+      <w:r>
+        <w:rPr>
+          <w:b/>
+          <w:bCs/>
+        </w:rPr>
+        <w:t>cedula_escolar</w:t>
+      </w:r>
+      <w:proofErr w:type="spellEnd"/>
+      <w:r>
+        <w:rPr>
+          <w:b/>
+          <w:bCs/>
+        </w:rPr>
+        <w:t>}}</w:t>
       </w:r>
       <w:r>
         <w:t xml:space="preserve"> nacido(a) en el Municipio </w:t>
@@ -217,7 +250,23 @@
           <w:b/>
           <w:bCs/>
         </w:rPr>
-        <w:t>{{municipio_nacimiento}}</w:t>
+        <w:t>{{</w:t>
+      </w:r>
+      <w:proofErr w:type="spellStart"/>
+      <w:r>
+        <w:rPr>
+          <w:b/>
+          <w:bCs/>
+        </w:rPr>
+        <w:t>municipio_nacimiento</w:t>
+      </w:r>
+      <w:proofErr w:type="spellEnd"/>
+      <w:r>
+        <w:rPr>
+          <w:b/>
+          <w:bCs/>
+        </w:rPr>
+        <w:t>}}</w:t>
       </w:r>
       <w:r>
         <w:t xml:space="preserve">, Edo. </w:t>
@@ -227,7 +276,23 @@
           <w:b/>
           <w:bCs/>
         </w:rPr>
-        <w:t>{{estado_nacimiento}}</w:t>
+        <w:t>{{</w:t>
+      </w:r>
+      <w:proofErr w:type="spellStart"/>
+      <w:r>
+        <w:rPr>
+          <w:b/>
+          <w:bCs/>
+        </w:rPr>
+        <w:t>estado_nacimiento</w:t>
+      </w:r>
+      <w:proofErr w:type="spellEnd"/>
+      <w:r>
+        <w:rPr>
+          <w:b/>
+          <w:bCs/>
+        </w:rPr>
+        <w:t>}}</w:t>
       </w:r>
       <w:r>
         <w:t xml:space="preserve"> en fecha </w:t>
@@ -237,7 +302,23 @@
           <w:b/>
           <w:bCs/>
         </w:rPr>
-        <w:t>{{fecha_nacimiento}}</w:t>
+        <w:t>{{</w:t>
+      </w:r>
+      <w:proofErr w:type="spellStart"/>
+      <w:r>
+        <w:rPr>
+          <w:b/>
+          <w:bCs/>
+        </w:rPr>
+        <w:t>fecha_nacimiento</w:t>
+      </w:r>
+      <w:proofErr w:type="spellEnd"/>
+      <w:r>
+        <w:rPr>
+          <w:b/>
+          <w:bCs/>
+        </w:rPr>
+        <w:t>}}</w:t>
       </w:r>
       <w:r>
         <w:t xml:space="preserve">. </w:t>
@@ -254,7 +335,25 @@
           <w:b/>
           <w:bCs/>
         </w:rPr>
-        <w:t>{{motivo_retiro}}</w:t>
+        <w:t>{{</w:t>
+      </w:r>
+      <w:proofErr w:type="spellStart"/>
+      <w:r>
+        <w:rPr>
+          <w:rStyle w:val="citation-97"/>
+          <w:b/>
+          <w:bCs/>
+        </w:rPr>
+        <w:t>motivo_retiro</w:t>
+      </w:r>
+      <w:proofErr w:type="spellEnd"/>
+      <w:r>
+        <w:rPr>
+          <w:rStyle w:val="citation-97"/>
+          <w:b/>
+          <w:bCs/>
+        </w:rPr>
+        <w:t>}}</w:t>
       </w:r>
       <w:r>
         <w:t>.</w:t>
@@ -263,6 +362,7 @@
     <w:p>
       <w:pPr>
         <w:pStyle w:val="NormalWeb"/>
+        <w:jc w:val="both"/>
       </w:pPr>
       <w:r>
         <w:rPr>
@@ -276,11 +376,29 @@
           <w:b/>
           <w:bCs/>
         </w:rPr>
-        <w:t>{{dia_actual}}</w:t>
-      </w:r>
+        <w:t>{{</w:t>
+      </w:r>
+      <w:proofErr w:type="spellStart"/>
       <w:r>
         <w:rPr>
           <w:rStyle w:val="citation-96"/>
+          <w:b/>
+          <w:bCs/>
+        </w:rPr>
+        <w:t>dia_actual</w:t>
+      </w:r>
+      <w:proofErr w:type="spellEnd"/>
+      <w:r>
+        <w:rPr>
+          <w:rStyle w:val="citation-96"/>
+          <w:b/>
+          <w:bCs/>
+        </w:rPr>
+        <w:t>}}</w:t>
+      </w:r>
+      <w:r>
+        <w:rPr>
+          <w:rStyle w:val="citation-96"/>
         </w:rPr>
         <w:t xml:space="preserve"> días del mes de </w:t>
       </w:r>
@@ -290,11 +408,29 @@
           <w:b/>
           <w:bCs/>
         </w:rPr>
-        <w:t>{{mes_actual}}</w:t>
-      </w:r>
+        <w:t>{{</w:t>
+      </w:r>
+      <w:proofErr w:type="spellStart"/>
       <w:r>
         <w:rPr>
           <w:rStyle w:val="citation-96"/>
+          <w:b/>
+          <w:bCs/>
+        </w:rPr>
+        <w:t>mes_actual</w:t>
+      </w:r>
+      <w:proofErr w:type="spellEnd"/>
+      <w:r>
+        <w:rPr>
+          <w:rStyle w:val="citation-96"/>
+          <w:b/>
+          <w:bCs/>
+        </w:rPr>
+        <w:t>}}</w:t>
+      </w:r>
+      <w:r>
+        <w:rPr>
+          <w:rStyle w:val="citation-96"/>
         </w:rPr>
         <w:t xml:space="preserve"> de </w:t>
       </w:r>
@@ -304,7 +440,25 @@
           <w:b/>
           <w:bCs/>
         </w:rPr>
-        <w:t>{{anio_actual}}</w:t>
+        <w:t>{{</w:t>
+      </w:r>
+      <w:proofErr w:type="spellStart"/>
+      <w:r>
+        <w:rPr>
+          <w:rStyle w:val="citation-96"/>
+          <w:b/>
+          <w:bCs/>
+        </w:rPr>
+        <w:t>anio_actual</w:t>
+      </w:r>
+      <w:proofErr w:type="spellEnd"/>
+      <w:r>
+        <w:rPr>
+          <w:rStyle w:val="citation-96"/>
+          <w:b/>
+          <w:bCs/>
+        </w:rPr>
+        <w:t>}}</w:t>
       </w:r>
       <w:r>
         <w:t>.</w:t>
@@ -1217,12 +1371,15 @@
   </w:style>
   <w:style w:type="character" w:default="1" w:styleId="Fuentedeprrafopredeter">
     <w:name w:val="Default Paragraph Font"/>
-    <w:rPr>
-      <w:rFonts w:ascii="Times New Roman" w:eastAsia="Times New Roman" w:hAnsi="Times New Roman" w:cs="Times New Roman"/>
-    </w:rPr>
+    <w:uiPriority w:val="1"/>
+    <w:semiHidden/>
+    <w:unhideWhenUsed/>
   </w:style>
   <w:style w:type="table" w:default="1" w:styleId="Tablanormal">
     <w:name w:val="Normal Table"/>
+    <w:uiPriority w:val="99"/>
+    <w:semiHidden/>
+    <w:unhideWhenUsed/>
     <w:tblPr>
       <w:tblInd w:w="0" w:type="dxa"/>
       <w:tblCellMar>
@@ -1235,6 +1392,9 @@
   </w:style>
   <w:style w:type="numbering" w:default="1" w:styleId="Sinlista">
     <w:name w:val="No List"/>
+    <w:uiPriority w:val="99"/>
+    <w:semiHidden/>
+    <w:unhideWhenUsed/>
   </w:style>
   <w:style w:type="paragraph" w:styleId="Encabezado">
     <w:name w:val="header"/>
@@ -1262,8 +1422,8 @@
       <w:rFonts w:eastAsia="Times New Roman"/>
     </w:rPr>
   </w:style>
-  <w:style w:type="paragraph" w:customStyle="1" w:styleId="BodyText2">
-    <w:name w:val="Body Text 2"/>
+  <w:style w:type="paragraph" w:customStyle="1" w:styleId="Textoindependiente21">
+    <w:name w:val="Texto independiente 21"/>
     <w:basedOn w:val="Normal"/>
     <w:pPr>
       <w:spacing w:after="120" w:line="480" w:lineRule="auto"/>
